--- a/Templates/order_hw_no_reply.docx
+++ b/Templates/order_hw_no_reply.docx
@@ -427,7 +427,29 @@
                 <w:szCs w:val="24"/>
                 <w:lang w:val="en-US"/>
               </w:rPr>
-              <w:t>{{case_number_only}}</w:t>
+              <w:t>{{</w:t>
+            </w:r>
+            <w:proofErr w:type="spellStart"/>
+            <w:r>
+              <w:rPr>
+                <w:rFonts w:ascii="Bookman Old Style" w:hAnsi="Bookman Old Style" w:cs="Arial"/>
+                <w:b/>
+                <w:sz w:val="24"/>
+                <w:szCs w:val="24"/>
+                <w:lang w:val="en-US"/>
+              </w:rPr>
+              <w:t>case_number_only</w:t>
+            </w:r>
+            <w:proofErr w:type="spellEnd"/>
+            <w:r>
+              <w:rPr>
+                <w:rFonts w:ascii="Bookman Old Style" w:hAnsi="Bookman Old Style" w:cs="Arial"/>
+                <w:b/>
+                <w:sz w:val="24"/>
+                <w:szCs w:val="24"/>
+                <w:lang w:val="en-US"/>
+              </w:rPr>
+              <w:t>}}</w:t>
             </w:r>
             <w:r>
               <w:rPr>
@@ -481,7 +503,29 @@
                 <w:szCs w:val="24"/>
                 <w:lang w:val="en-US"/>
               </w:rPr>
-              <w:t>{{case_number}}</w:t>
+              <w:t>{{</w:t>
+            </w:r>
+            <w:proofErr w:type="spellStart"/>
+            <w:r>
+              <w:rPr>
+                <w:rFonts w:ascii="Bookman Old Style" w:hAnsi="Bookman Old Style" w:cs="Arial"/>
+                <w:b/>
+                <w:sz w:val="24"/>
+                <w:szCs w:val="24"/>
+                <w:lang w:val="en-US"/>
+              </w:rPr>
+              <w:t>case_number</w:t>
+            </w:r>
+            <w:proofErr w:type="spellEnd"/>
+            <w:r>
+              <w:rPr>
+                <w:rFonts w:ascii="Bookman Old Style" w:hAnsi="Bookman Old Style" w:cs="Arial"/>
+                <w:b/>
+                <w:sz w:val="24"/>
+                <w:szCs w:val="24"/>
+                <w:lang w:val="en-US"/>
+              </w:rPr>
+              <w:t>}}</w:t>
             </w:r>
             <w:r>
               <w:rPr>
@@ -633,34 +677,7 @@
           <w:szCs w:val="24"/>
           <w:lang w:val="en-US"/>
         </w:rPr>
-        <w:t xml:space="preserve">For consideration before this Office is Respondent’s case </w:t>
-      </w:r>
-      <w:r>
-        <w:rPr>
-          <w:rFonts w:ascii="Bookman Old Style" w:hAnsi="Bookman Old Style" w:cs="Arial"/>
-          <w:sz w:val="24"/>
-          <w:szCs w:val="24"/>
-          <w:lang w:val="en-US"/>
-        </w:rPr>
-        <w:t xml:space="preserve">for </w:t>
-      </w:r>
-      <w:r>
-        <w:rPr>
-          <w:rFonts w:ascii="Bookman Old Style" w:hAnsi="Bookman Old Style" w:cs="Arial"/>
-          <w:sz w:val="24"/>
-          <w:szCs w:val="24"/>
-          <w:lang w:val="en-US"/>
-        </w:rPr>
-        <w:t>its violation of RA 6969</w:t>
-      </w:r>
-      <w:r>
-        <w:rPr>
-          <w:rFonts w:ascii="Bookman Old Style" w:hAnsi="Bookman Old Style" w:cs="Arial"/>
-          <w:sz w:val="24"/>
-          <w:szCs w:val="24"/>
-          <w:lang w:val="en-US"/>
-        </w:rPr>
-        <w:t xml:space="preserve"> and its Implementing Rules and Regulations.</w:t>
+        <w:t>For consideration before this Office is Respondent’s case for its violation of RA 6969 and its Implementing Rules and Regulations.</w:t>
       </w:r>
     </w:p>
     <w:p>
@@ -692,7 +709,6 @@
         <w:jc w:val="both"/>
         <w:rPr>
           <w:rFonts w:ascii="Bookman Old Style" w:hAnsi="Bookman Old Style" w:cs="Arial"/>
-          <w:bCs/>
           <w:iCs/>
           <w:sz w:val="24"/>
           <w:szCs w:val="24"/>
@@ -705,7 +721,35 @@
           <w:szCs w:val="24"/>
           <w:lang w:val="en-US"/>
         </w:rPr>
-        <w:t>Respondent has been the subject of a Notice of Violation</w:t>
+        <w:t xml:space="preserve">Respondent has been the subject of a Notice of Violation (NOV) issued by this Office on </w:t>
+      </w:r>
+      <w:r>
+        <w:rPr>
+          <w:rFonts w:ascii="Bookman Old Style" w:hAnsi="Bookman Old Style" w:cs="Arial"/>
+          <w:sz w:val="24"/>
+          <w:szCs w:val="24"/>
+        </w:rPr>
+        <w:t>{{</w:t>
+      </w:r>
+      <w:proofErr w:type="spellStart"/>
+      <w:r>
+        <w:rPr>
+          <w:rFonts w:ascii="Bookman Old Style" w:hAnsi="Bookman Old Style" w:cs="Arial"/>
+          <w:sz w:val="24"/>
+          <w:szCs w:val="24"/>
+          <w:lang w:val="en-PH"/>
+        </w:rPr>
+        <w:t>date_of_notice_of_violation</w:t>
+      </w:r>
+      <w:proofErr w:type="spellEnd"/>
+      <w:r>
+        <w:rPr>
+          <w:rFonts w:ascii="Bookman Old Style" w:hAnsi="Bookman Old Style" w:cs="Arial"/>
+          <w:sz w:val="24"/>
+          <w:szCs w:val="24"/>
+          <w:lang w:val="en-PH"/>
+        </w:rPr>
+        <w:t>}}</w:t>
       </w:r>
       <w:r>
         <w:rPr>
@@ -714,35 +758,34 @@
           <w:szCs w:val="24"/>
           <w:lang w:val="en-US"/>
         </w:rPr>
-        <w:t xml:space="preserve"> (NOV) issued by this Office on </w:t>
-      </w:r>
-      <w:r>
-        <w:rPr>
-          <w:rFonts w:ascii="Bookman Old Style" w:hAnsi="Bookman Old Style" w:cs="Arial"/>
-          <w:b/>
-          <w:bCs/>
-          <w:sz w:val="24"/>
-          <w:szCs w:val="24"/>
+        <w:t xml:space="preserve">. As stated in the Notice, during the time of inspection conducted on </w:t>
+      </w:r>
+      <w:r>
+        <w:rPr>
+          <w:rFonts w:ascii="Bookman Old Style" w:hAnsi="Bookman Old Style" w:cs="Arial"/>
+          <w:sz w:val="24"/>
+          <w:szCs w:val="24"/>
+          <w:lang w:val="en-US"/>
         </w:rPr>
         <w:t>{{</w:t>
       </w:r>
-      <w:r>
-        <w:rPr>
-          <w:rFonts w:ascii="Bookman Old Style" w:hAnsi="Bookman Old Style" w:cs="Arial"/>
-          <w:sz w:val="24"/>
-          <w:szCs w:val="24"/>
-          <w:lang w:val="en-PH"/>
-        </w:rPr>
-        <w:t>date_of_notice_of_violation</w:t>
-      </w:r>
-      <w:r>
-        <w:rPr>
-          <w:rFonts w:ascii="Bookman Old Style" w:hAnsi="Bookman Old Style" w:cs="Arial"/>
-          <w:b/>
-          <w:bCs/>
-          <w:sz w:val="24"/>
-          <w:szCs w:val="24"/>
-          <w:lang w:val="en-PH"/>
+      <w:proofErr w:type="spellStart"/>
+      <w:r>
+        <w:rPr>
+          <w:rFonts w:ascii="Bookman Old Style" w:hAnsi="Bookman Old Style" w:cs="Arial"/>
+          <w:sz w:val="24"/>
+          <w:szCs w:val="24"/>
+          <w:lang w:val="en-US"/>
+        </w:rPr>
+        <w:t>date_of_inspection</w:t>
+      </w:r>
+      <w:proofErr w:type="spellEnd"/>
+      <w:r>
+        <w:rPr>
+          <w:rFonts w:ascii="Bookman Old Style" w:hAnsi="Bookman Old Style" w:cs="Arial"/>
+          <w:sz w:val="24"/>
+          <w:szCs w:val="24"/>
+          <w:lang w:val="en-US"/>
         </w:rPr>
         <w:t>}}</w:t>
       </w:r>
@@ -753,7 +796,7 @@
           <w:szCs w:val="24"/>
           <w:lang w:val="en-US"/>
         </w:rPr>
-        <w:t xml:space="preserve">. As stated in the Notice, during the time of inspection conducted on </w:t>
+        <w:t xml:space="preserve">, </w:t>
       </w:r>
       <w:r>
         <w:rPr>
@@ -762,30 +805,11 @@
           <w:szCs w:val="24"/>
           <w:lang w:val="en-US"/>
         </w:rPr>
-        <w:t>{{date_of_inspection}}</w:t>
-      </w:r>
-      <w:r>
-        <w:rPr>
-          <w:rFonts w:ascii="Bookman Old Style" w:hAnsi="Bookman Old Style" w:cs="Arial"/>
-          <w:sz w:val="24"/>
-          <w:szCs w:val="24"/>
-          <w:lang w:val="en-US"/>
-        </w:rPr>
-        <w:t xml:space="preserve">, </w:t>
-      </w:r>
-      <w:r>
-        <w:rPr>
-          <w:rFonts w:ascii="Bookman Old Style" w:hAnsi="Bookman Old Style" w:cs="Arial"/>
-          <w:sz w:val="24"/>
-          <w:szCs w:val="24"/>
-          <w:lang w:val="en-US"/>
-        </w:rPr>
         <w:t xml:space="preserve">Respondent </w:t>
       </w:r>
       <w:r>
         <w:rPr>
           <w:rFonts w:ascii="Bookman Old Style" w:hAnsi="Bookman Old Style" w:cs="Arial"/>
-          <w:bCs/>
           <w:iCs/>
           <w:sz w:val="24"/>
           <w:szCs w:val="24"/>
@@ -795,7 +819,6 @@
       <w:r>
         <w:rPr>
           <w:rFonts w:ascii="Bookman Old Style" w:hAnsi="Bookman Old Style" w:cs="Arial"/>
-          <w:bCs/>
           <w:iCs/>
           <w:sz w:val="24"/>
           <w:szCs w:val="24"/>
@@ -805,32 +828,31 @@
       <w:r>
         <w:rPr>
           <w:rFonts w:ascii="Bookman Old Style" w:hAnsi="Bookman Old Style" w:cs="Arial"/>
-          <w:bCs/>
           <w:iCs/>
           <w:sz w:val="24"/>
           <w:szCs w:val="24"/>
         </w:rPr>
-        <w:t xml:space="preserve"> %}</w:t>
-      </w:r>
-      <w:r>
-        <w:rPr>
-          <w:rFonts w:ascii="Bookman Old Style" w:hAnsi="Bookman Old Style" w:cs="Arial"/>
-          <w:bCs/>
+        <w:t xml:space="preserve"> %} </w:t>
+      </w:r>
+      <w:proofErr w:type="gramStart"/>
+      <w:r>
+        <w:rPr>
+          <w:rFonts w:ascii="Bookman Old Style" w:hAnsi="Bookman Old Style" w:cs="Arial"/>
           <w:iCs/>
           <w:sz w:val="24"/>
           <w:szCs w:val="24"/>
         </w:rPr>
-        <w:t xml:space="preserve"> </w:t>
-      </w:r>
-      <w:r>
-        <w:rPr>
-          <w:rFonts w:ascii="Bookman Old Style" w:hAnsi="Bookman Old Style" w:cs="Arial"/>
-          <w:bCs/>
+        <w:t>{{ v</w:t>
+      </w:r>
+      <w:proofErr w:type="gramEnd"/>
+      <w:r>
+        <w:rPr>
+          <w:rFonts w:ascii="Bookman Old Style" w:hAnsi="Bookman Old Style" w:cs="Arial"/>
           <w:iCs/>
           <w:sz w:val="24"/>
           <w:szCs w:val="24"/>
         </w:rPr>
-        <w:t>{{ v }} {% endfor %}</w:t>
+        <w:t xml:space="preserve"> }} {% endfor %}</w:t>
       </w:r>
     </w:p>
     <w:p>
@@ -1722,6 +1744,7 @@
       </w:rPr>
       <w:t>{{</w:t>
     </w:r>
+    <w:proofErr w:type="spellStart"/>
     <w:r>
       <w:rPr>
         <w:rFonts w:ascii="Bookman Old Style" w:hAnsi="Bookman Old Style" w:cs="Arial"/>
@@ -1730,6 +1753,7 @@
       </w:rPr>
       <w:t>client_name</w:t>
     </w:r>
+    <w:proofErr w:type="spellEnd"/>
     <w:r>
       <w:rPr>
         <w:rFonts w:ascii="Bookman Old Style" w:hAnsi="Bookman Old Style" w:cs="Arial"/>
@@ -1765,7 +1789,25 @@
         <w:sz w:val="20"/>
         <w:szCs w:val="20"/>
       </w:rPr>
-      <w:t>{{case_number}}</w:t>
+      <w:t>{{</w:t>
+    </w:r>
+    <w:proofErr w:type="spellStart"/>
+    <w:r>
+      <w:rPr>
+        <w:rFonts w:ascii="Bookman Old Style" w:hAnsi="Bookman Old Style" w:cs="Arial"/>
+        <w:sz w:val="20"/>
+        <w:szCs w:val="20"/>
+      </w:rPr>
+      <w:t>case_number</w:t>
+    </w:r>
+    <w:proofErr w:type="spellEnd"/>
+    <w:r>
+      <w:rPr>
+        <w:rFonts w:ascii="Bookman Old Style" w:hAnsi="Bookman Old Style" w:cs="Arial"/>
+        <w:sz w:val="20"/>
+        <w:szCs w:val="20"/>
+      </w:rPr>
+      <w:t>}}</w:t>
     </w:r>
   </w:p>
 </w:ftr>
